--- a/mps-nivel-c/oficial/04_registros/PROFARMA_Cadastro-de-Clientes/TAP-PROFARMA01-001_Termo-de-Abertura.docx
+++ b/mps-nivel-c/oficial/04_registros/PROFARMA_Cadastro-de-Clientes/TAP-PROFARMA01-001_Termo-de-Abertura.docx
@@ -34,7 +34,7 @@
           <w:color w:val="555555"/>
           <w:sz w:val="20"/>
         </w:rPr>
-        <w:t>TAP-PROFARMA01-001   ·   Versão Data   ·   17/03/2025   ·   Timeware Brasil</w:t>
+        <w:t>TAP-PROFARMA01-001   ·   Versão 1.0   ·   17/03/2025   ·   Timeware Brasil</w:t>
       </w:r>
     </w:p>
     <w:p>
@@ -3766,7 +3766,7 @@
         <w:color w:val="555555"/>
         <w:sz w:val="16"/>
       </w:rPr>
-      <w:t>vData  ·  17/03/2025</w:t>
+      <w:t>v1.0  ·  17/03/2025</w:t>
     </w:r>
     <w:r>
       <w:tab/>
@@ -3828,7 +3828,7 @@
         <w:color w:val="555555"/>
         <w:sz w:val="16"/>
       </w:rPr>
-      <w:t>vData  ·  17/03/2025</w:t>
+      <w:t>v1.0  ·  17/03/2025</w:t>
     </w:r>
     <w:r>
       <w:tab/>

--- a/mps-nivel-c/oficial/04_registros/PROFARMA_Cadastro-de-Clientes/TAP-PROFARMA01-001_Termo-de-Abertura.docx
+++ b/mps-nivel-c/oficial/04_registros/PROFARMA_Cadastro-de-Clientes/TAP-PROFARMA01-001_Termo-de-Abertura.docx
@@ -2082,7 +2082,7 @@
                 <w:i w:val="0"/>
                 <w:sz w:val="20"/>
               </w:rPr>
-              <w:t>Tech Lead</w:t>
+              <w:t>Tech Lead / DevOps / Arquiteto</w:t>
             </w:r>
           </w:p>
         </w:tc>
@@ -2107,119 +2107,7 @@
                 <w:i w:val="0"/>
                 <w:sz w:val="20"/>
               </w:rPr>
-              <w:t>Tiago Nascimento</w:t>
-            </w:r>
-          </w:p>
-        </w:tc>
-      </w:tr>
-      <w:tr>
-        <w:trPr>
-          <w:cantSplit w:val="1"/>
-        </w:trPr>
-        <w:tc>
-          <w:tcPr>
-            <w:tcW w:type="dxa" w:w="4451"/>
-            <w:tcMar>
-              <w:top w:w="60" w:type="dxa"/>
-              <w:bottom w:w="60" w:type="dxa"/>
-              <w:left w:w="100" w:type="dxa"/>
-              <w:right w:w="100" w:type="dxa"/>
-            </w:tcMar>
-            <w:shd w:val="clear" w:color="auto" w:fill="EBF5FB"/>
-          </w:tcPr>
-          <w:p>
-            <w:pPr>
-              <w:spacing w:before="40" w:after="40"/>
-            </w:pPr>
-            <w:r>
-              <w:rPr>
-                <w:rFonts w:ascii="Calibri" w:hAnsi="Calibri"/>
-                <w:b w:val="0"/>
-                <w:i w:val="0"/>
-                <w:sz w:val="20"/>
-              </w:rPr>
-              <w:t>Dev Principal / Arquiteto da solução</w:t>
-            </w:r>
-          </w:p>
-        </w:tc>
-        <w:tc>
-          <w:tcPr>
-            <w:tcW w:type="dxa" w:w="4451"/>
-            <w:tcMar>
-              <w:top w:w="60" w:type="dxa"/>
-              <w:bottom w:w="60" w:type="dxa"/>
-              <w:left w:w="100" w:type="dxa"/>
-              <w:right w:w="100" w:type="dxa"/>
-            </w:tcMar>
-            <w:shd w:val="clear" w:color="auto" w:fill="EBF5FB"/>
-          </w:tcPr>
-          <w:p>
-            <w:pPr>
-              <w:spacing w:before="40" w:after="40"/>
-            </w:pPr>
-            <w:r>
-              <w:rPr>
-                <w:rFonts w:ascii="Calibri" w:hAnsi="Calibri"/>
-                <w:b w:val="0"/>
-                <w:i w:val="0"/>
-                <w:sz w:val="20"/>
-              </w:rPr>
-              <w:t>Erick Coelho</w:t>
-            </w:r>
-          </w:p>
-        </w:tc>
-      </w:tr>
-      <w:tr>
-        <w:trPr>
-          <w:cantSplit w:val="1"/>
-        </w:trPr>
-        <w:tc>
-          <w:tcPr>
-            <w:tcW w:type="dxa" w:w="4451"/>
-            <w:tcMar>
-              <w:top w:w="60" w:type="dxa"/>
-              <w:bottom w:w="60" w:type="dxa"/>
-              <w:left w:w="100" w:type="dxa"/>
-              <w:right w:w="100" w:type="dxa"/>
-            </w:tcMar>
-          </w:tcPr>
-          <w:p>
-            <w:pPr>
-              <w:spacing w:before="40" w:after="40"/>
-            </w:pPr>
-            <w:r>
-              <w:rPr>
-                <w:rFonts w:ascii="Calibri" w:hAnsi="Calibri"/>
-                <w:b w:val="0"/>
-                <w:i w:val="0"/>
-                <w:sz w:val="20"/>
-              </w:rPr>
-              <w:t>Dev Backend</w:t>
-            </w:r>
-          </w:p>
-        </w:tc>
-        <w:tc>
-          <w:tcPr>
-            <w:tcW w:type="dxa" w:w="4451"/>
-            <w:tcMar>
-              <w:top w:w="60" w:type="dxa"/>
-              <w:bottom w:w="60" w:type="dxa"/>
-              <w:left w:w="100" w:type="dxa"/>
-              <w:right w:w="100" w:type="dxa"/>
-            </w:tcMar>
-          </w:tcPr>
-          <w:p>
-            <w:pPr>
-              <w:spacing w:before="40" w:after="40"/>
-            </w:pPr>
-            <w:r>
-              <w:rPr>
-                <w:rFonts w:ascii="Calibri" w:hAnsi="Calibri"/>
-                <w:b w:val="0"/>
-                <w:i w:val="0"/>
-                <w:sz w:val="20"/>
-              </w:rPr>
-              <w:t>Gustavo Mathias</w:t>
+              <w:t>Cézar Hiraki Velázquez</w:t>
             </w:r>
           </w:p>
         </w:tc>
@@ -2276,7 +2164,7 @@
                 <w:i w:val="0"/>
                 <w:sz w:val="20"/>
               </w:rPr>
-              <w:t>Renan Kiyoshi</w:t>
+              <w:t>Mateus Veloso</w:t>
             </w:r>
           </w:p>
         </w:tc>
@@ -2331,7 +2219,7 @@
                 <w:i w:val="0"/>
                 <w:sz w:val="20"/>
               </w:rPr>
-              <w:t>Cézar Hiraki</w:t>
+              <w:t>Raony Chagas</w:t>
             </w:r>
           </w:p>
         </w:tc>
@@ -2388,7 +2276,7 @@
                 <w:i w:val="0"/>
                 <w:sz w:val="20"/>
               </w:rPr>
-              <w:t>João Cruz</w:t>
+              <w:t>Lucas Batista</w:t>
             </w:r>
           </w:p>
         </w:tc>
@@ -2418,7 +2306,7 @@
                 <w:i w:val="0"/>
                 <w:sz w:val="20"/>
               </w:rPr>
-              <w:t>Infra / DevOps</w:t>
+              <w:t>QA / Testes automatizados</w:t>
             </w:r>
           </w:p>
         </w:tc>
@@ -2443,64 +2331,7 @@
                 <w:i w:val="0"/>
                 <w:sz w:val="20"/>
               </w:rPr>
-              <w:t>David Buena</w:t>
-            </w:r>
-          </w:p>
-        </w:tc>
-      </w:tr>
-      <w:tr>
-        <w:trPr>
-          <w:cantSplit w:val="1"/>
-        </w:trPr>
-        <w:tc>
-          <w:tcPr>
-            <w:tcW w:type="dxa" w:w="4451"/>
-            <w:tcMar>
-              <w:top w:w="60" w:type="dxa"/>
-              <w:bottom w:w="60" w:type="dxa"/>
-              <w:left w:w="100" w:type="dxa"/>
-              <w:right w:w="100" w:type="dxa"/>
-            </w:tcMar>
-            <w:shd w:val="clear" w:color="auto" w:fill="EBF5FB"/>
-          </w:tcPr>
-          <w:p>
-            <w:pPr>
-              <w:spacing w:before="40" w:after="40"/>
-            </w:pPr>
-            <w:r>
-              <w:rPr>
-                <w:rFonts w:ascii="Calibri" w:hAnsi="Calibri"/>
-                <w:b w:val="0"/>
-                <w:i w:val="0"/>
-                <w:sz w:val="20"/>
-              </w:rPr>
-              <w:t>QA / Testes automatizados</w:t>
-            </w:r>
-          </w:p>
-        </w:tc>
-        <w:tc>
-          <w:tcPr>
-            <w:tcW w:type="dxa" w:w="4451"/>
-            <w:tcMar>
-              <w:top w:w="60" w:type="dxa"/>
-              <w:bottom w:w="60" w:type="dxa"/>
-              <w:left w:w="100" w:type="dxa"/>
-              <w:right w:w="100" w:type="dxa"/>
-            </w:tcMar>
-            <w:shd w:val="clear" w:color="auto" w:fill="EBF5FB"/>
-          </w:tcPr>
-          <w:p>
-            <w:pPr>
-              <w:spacing w:before="40" w:after="40"/>
-            </w:pPr>
-            <w:r>
-              <w:rPr>
-                <w:rFonts w:ascii="Calibri" w:hAnsi="Calibri"/>
-                <w:b w:val="0"/>
-                <w:i w:val="0"/>
-                <w:sz w:val="20"/>
-              </w:rPr>
-              <w:t>Lucas Batista</w:t>
+              <w:t>Caroline Sousa</w:t>
             </w:r>
           </w:p>
         </w:tc>

--- a/mps-nivel-c/oficial/04_registros/PROFARMA_Cadastro-de-Clientes/TAP-PROFARMA01-001_Termo-de-Abertura.docx
+++ b/mps-nivel-c/oficial/04_registros/PROFARMA_Cadastro-de-Clientes/TAP-PROFARMA01-001_Termo-de-Abertura.docx
@@ -3527,7 +3527,7 @@
                 <w:i w:val="0"/>
                 <w:sz w:val="20"/>
               </w:rPr>
-              <w:t>Time de Melhoria Contínua</w:t>
+              <w:t>Abraão Oliveira</w:t>
             </w:r>
           </w:p>
         </w:tc>
